--- a/5. Project Development Phase/Snowflake/Dashboard Design Template.docx
+++ b/5. Project Development Phase/Snowflake/Dashboard Design Template.docx
@@ -34,12 +34,12 @@
             <wp:extent cx="1376363" cy="589870"/>
             <wp:effectExtent b="0" l="0" r="0" t="0"/>
             <wp:wrapNone/>
-            <wp:docPr id="9" name="image1.png"/>
+            <wp:docPr id="12" name="image2.png"/>
             <a:graphic>
               <a:graphicData uri="http://schemas.openxmlformats.org/drawingml/2006/picture">
                 <pic:pic>
                   <pic:nvPicPr>
-                    <pic:cNvPr id="0" name="image1.png"/>
+                    <pic:cNvPr id="0" name="image2.png"/>
                     <pic:cNvPicPr preferRelativeResize="0"/>
                   </pic:nvPicPr>
                   <pic:blipFill>
@@ -178,7 +178,7 @@
               <w:rPr>
                 <w:rtl w:val="0"/>
               </w:rPr>
-              <w:t xml:space="preserve">24 September 2026</w:t>
+              <w:t xml:space="preserve">24 October2026</w:t>
             </w:r>
           </w:p>
         </w:tc>
@@ -235,7 +235,7 @@
               <w:rPr>
                 <w:rtl w:val="0"/>
               </w:rPr>
-              <w:t xml:space="preserve">PNT2022TMIDxxxxxx</w:t>
+              <w:t xml:space="preserve">EN25CS3010138</w:t>
             </w:r>
           </w:p>
         </w:tc>
@@ -272,27 +272,25 @@
           </w:p>
         </w:tc>
         <w:tc>
-          <w:tcPr>
-            <w:shd w:fill="auto" w:val="clear"/>
-            <w:tcMar>
-              <w:top w:w="100.0" w:type="dxa"/>
-              <w:left w:w="100.0" w:type="dxa"/>
-              <w:bottom w:w="100.0" w:type="dxa"/>
-              <w:right w:w="100.0" w:type="dxa"/>
-            </w:tcMar>
-          </w:tcPr>
+          <w:tcPr/>
           <w:p>
             <w:pPr>
-              <w:widowControl w:val="0"/>
               <w:spacing w:after="0" w:line="240" w:lineRule="auto"/>
-              <w:ind w:left="131" w:firstLine="0"/>
-              <w:rPr/>
+              <w:rPr>
+                <w:rFonts w:ascii="Arial" w:cs="Arial" w:eastAsia="Arial" w:hAnsi="Arial"/>
+              </w:rPr>
             </w:pPr>
+            <w:r>
+              <w:rPr>
+                <w:color w:val="0a0a0a"/>
+                <w:rtl w:val="0"/>
+              </w:rPr>
+              <w:t xml:space="preserve">Electric Vehicle Market Performance &amp; Insights</w:t>
+            </w:r>
             <w:r>
               <w:rPr>
                 <w:rtl w:val="0"/>
               </w:rPr>
-              <w:t xml:space="preserve">Title of Project</w:t>
             </w:r>
           </w:p>
         </w:tc>
@@ -446,7 +444,6 @@
           <w:sz w:val="24"/>
           <w:szCs w:val="24"/>
           <w:highlight w:val="white"/>
-          <w:u w:val="none"/>
         </w:rPr>
       </w:pPr>
       <w:r>
@@ -459,6 +456,11 @@
           <w:rtl w:val="0"/>
         </w:rPr>
         <w:t xml:space="preserve">Clear and Intuitive Layout</w:t>
+      </w:r>
+      <w:r>
+        <w:rPr>
+          <w:rtl w:val="0"/>
+        </w:rPr>
       </w:r>
     </w:p>
     <w:p>
@@ -482,7 +484,6 @@
           <w:sz w:val="24"/>
           <w:szCs w:val="24"/>
           <w:highlight w:val="white"/>
-          <w:u w:val="none"/>
         </w:rPr>
       </w:pPr>
       <w:r>
@@ -495,6 +496,11 @@
           <w:rtl w:val="0"/>
         </w:rPr>
         <w:t xml:space="preserve">Use Appropriate Visualizations</w:t>
+      </w:r>
+      <w:r>
+        <w:rPr>
+          <w:rtl w:val="0"/>
+        </w:rPr>
       </w:r>
     </w:p>
     <w:p>
@@ -518,7 +524,6 @@
           <w:sz w:val="24"/>
           <w:szCs w:val="24"/>
           <w:highlight w:val="white"/>
-          <w:u w:val="none"/>
         </w:rPr>
       </w:pPr>
       <w:r>
@@ -531,6 +536,11 @@
           <w:rtl w:val="0"/>
         </w:rPr>
         <w:t xml:space="preserve">Colour and Theming</w:t>
+      </w:r>
+      <w:r>
+        <w:rPr>
+          <w:rtl w:val="0"/>
+        </w:rPr>
       </w:r>
     </w:p>
     <w:p>
@@ -554,7 +564,6 @@
           <w:sz w:val="24"/>
           <w:szCs w:val="24"/>
           <w:highlight w:val="white"/>
-          <w:u w:val="none"/>
         </w:rPr>
       </w:pPr>
       <w:r>
@@ -567,6 +576,11 @@
           <w:rtl w:val="0"/>
         </w:rPr>
         <w:t xml:space="preserve">Interactive Filters and Slicers</w:t>
+      </w:r>
+      <w:r>
+        <w:rPr>
+          <w:rtl w:val="0"/>
+        </w:rPr>
       </w:r>
     </w:p>
     <w:p>
@@ -590,7 +604,6 @@
           <w:sz w:val="24"/>
           <w:szCs w:val="24"/>
           <w:highlight w:val="white"/>
-          <w:u w:val="none"/>
         </w:rPr>
       </w:pPr>
       <w:r>
@@ -603,6 +616,11 @@
           <w:rtl w:val="0"/>
         </w:rPr>
         <w:t xml:space="preserve">Drill-Down Capabilities</w:t>
+      </w:r>
+      <w:r>
+        <w:rPr>
+          <w:rtl w:val="0"/>
+        </w:rPr>
       </w:r>
     </w:p>
     <w:p>
@@ -626,7 +644,6 @@
           <w:sz w:val="24"/>
           <w:szCs w:val="24"/>
           <w:highlight w:val="white"/>
-          <w:u w:val="none"/>
         </w:rPr>
       </w:pPr>
       <w:r>
@@ -639,6 +656,11 @@
           <w:rtl w:val="0"/>
         </w:rPr>
         <w:t xml:space="preserve">Responsive Design</w:t>
+      </w:r>
+      <w:r>
+        <w:rPr>
+          <w:rtl w:val="0"/>
+        </w:rPr>
       </w:r>
     </w:p>
     <w:p>
@@ -662,7 +684,6 @@
           <w:sz w:val="24"/>
           <w:szCs w:val="24"/>
           <w:highlight w:val="white"/>
-          <w:u w:val="none"/>
         </w:rPr>
       </w:pPr>
       <w:r>
@@ -675,6 +696,11 @@
           <w:rtl w:val="0"/>
         </w:rPr>
         <w:t xml:space="preserve">Custom Visuals and Icons</w:t>
+      </w:r>
+      <w:r>
+        <w:rPr>
+          <w:rtl w:val="0"/>
+        </w:rPr>
       </w:r>
     </w:p>
     <w:p>
@@ -697,7 +723,6 @@
           <w:sz w:val="24"/>
           <w:szCs w:val="24"/>
           <w:highlight w:val="white"/>
-          <w:u w:val="none"/>
         </w:rPr>
       </w:pPr>
       <w:r>
@@ -710,6 +735,11 @@
           <w:rtl w:val="0"/>
         </w:rPr>
         <w:t xml:space="preserve">Use of Infographics</w:t>
+      </w:r>
+      <w:r>
+        <w:rPr>
+          <w:rtl w:val="0"/>
+        </w:rPr>
       </w:r>
     </w:p>
     <w:p>
@@ -753,7 +783,7 @@
           <wp:inline distB="114300" distT="114300" distL="114300" distR="114300">
             <wp:extent cx="5167313" cy="2371725"/>
             <wp:effectExtent b="0" l="0" r="0" t="0"/>
-            <wp:docPr id="8" name="image4.png"/>
+            <wp:docPr id="14" name="image4.png"/>
             <a:graphic>
               <a:graphicData uri="http://schemas.openxmlformats.org/drawingml/2006/picture">
                 <pic:pic>
@@ -805,7 +835,7 @@
           <wp:inline distB="114300" distT="114300" distL="114300" distR="114300">
             <wp:extent cx="5200650" cy="2443832"/>
             <wp:effectExtent b="0" l="0" r="0" t="0"/>
-            <wp:docPr id="7" name="image3.png"/>
+            <wp:docPr id="13" name="image3.png"/>
             <a:graphic>
               <a:graphicData uri="http://schemas.openxmlformats.org/drawingml/2006/picture">
                 <pic:pic>
@@ -900,7 +930,7 @@
           <w:ilvl w:val="0"/>
           <w:numId w:val="2"/>
         </w:numPr>
-        <w:spacing w:after="0" w:afterAutospacing="0" w:before="240" w:line="240" w:lineRule="auto"/>
+        <w:spacing w:after="0" w:before="240" w:line="240" w:lineRule="auto"/>
         <w:ind w:left="720" w:hanging="360"/>
         <w:rPr/>
       </w:pPr>
@@ -919,7 +949,7 @@
           <w:ilvl w:val="0"/>
           <w:numId w:val="2"/>
         </w:numPr>
-        <w:spacing w:after="0" w:afterAutospacing="0" w:before="0" w:beforeAutospacing="0" w:line="240" w:lineRule="auto"/>
+        <w:spacing w:after="0" w:before="0" w:line="240" w:lineRule="auto"/>
         <w:ind w:left="720" w:hanging="360"/>
         <w:rPr/>
       </w:pPr>
@@ -938,7 +968,7 @@
           <w:ilvl w:val="0"/>
           <w:numId w:val="2"/>
         </w:numPr>
-        <w:spacing w:after="0" w:afterAutospacing="0" w:before="0" w:beforeAutospacing="0" w:line="240" w:lineRule="auto"/>
+        <w:spacing w:after="0" w:before="0" w:line="240" w:lineRule="auto"/>
         <w:ind w:left="720" w:hanging="360"/>
         <w:rPr/>
       </w:pPr>
@@ -957,7 +987,7 @@
           <w:ilvl w:val="0"/>
           <w:numId w:val="2"/>
         </w:numPr>
-        <w:spacing w:after="0" w:afterAutospacing="0" w:before="0" w:beforeAutospacing="0" w:line="240" w:lineRule="auto"/>
+        <w:spacing w:after="0" w:before="0" w:line="240" w:lineRule="auto"/>
         <w:ind w:left="720" w:hanging="360"/>
         <w:rPr/>
       </w:pPr>
@@ -976,7 +1006,7 @@
           <w:ilvl w:val="0"/>
           <w:numId w:val="2"/>
         </w:numPr>
-        <w:spacing w:after="240" w:before="0" w:beforeAutospacing="0" w:line="240" w:lineRule="auto"/>
+        <w:spacing w:after="240" w:before="0" w:line="240" w:lineRule="auto"/>
         <w:ind w:left="720" w:hanging="360"/>
         <w:rPr/>
       </w:pPr>
@@ -1083,12 +1113,12 @@
           <wp:extent cx="864691" cy="395288"/>
           <wp:effectExtent b="0" l="0" r="0" t="0"/>
           <wp:wrapNone/>
-          <wp:docPr id="10" name="image2.png"/>
+          <wp:docPr id="11" name="image1.png"/>
           <a:graphic>
             <a:graphicData uri="http://schemas.openxmlformats.org/drawingml/2006/picture">
               <pic:pic>
                 <pic:nvPicPr>
-                  <pic:cNvPr id="0" name="image2.png"/>
+                  <pic:cNvPr id="0" name="image1.png"/>
                   <pic:cNvPicPr preferRelativeResize="0"/>
                 </pic:nvPicPr>
                 <pic:blipFill>
@@ -1507,6 +1537,20 @@
   <w:style w:type="paragraph" w:styleId="Normal" w:default="1">
     <w:name w:val="normal"/>
   </w:style>
+  <w:style w:type="table" w:styleId="TableNormal" w:default="1">
+    <w:name w:val="TableNormal"/>
+    <w:tblPr>
+      <w:tblCellMar>
+        <w:top w:w="100.0" w:type="dxa"/>
+        <w:left w:w="100.0" w:type="dxa"/>
+        <w:bottom w:w="100.0" w:type="dxa"/>
+        <w:right w:w="100.0" w:type="dxa"/>
+      </w:tblCellMar>
+    </w:tblPr>
+  </w:style>
+  <w:style w:type="paragraph" w:styleId="Normal" w:default="1">
+    <w:name w:val="normal"/>
+  </w:style>
   <w:style w:type="paragraph" w:styleId="Normal" w:default="1">
     <w:name w:val="normal"/>
   </w:style>
@@ -1592,6 +1636,19 @@
     <w:tblPr>
       <w:tblStyleRowBandSize w:val="1"/>
       <w:tblStyleColBandSize w:val="1"/>
+    </w:tblPr>
+  </w:style>
+  <w:style w:type="table" w:styleId="Table1">
+    <w:basedOn w:val="TableNormal"/>
+    <w:tblPr>
+      <w:tblStyleRowBandSize w:val="1"/>
+      <w:tblStyleColBandSize w:val="1"/>
+      <w:tblCellMar>
+        <w:top w:w="0.0" w:type="dxa"/>
+        <w:left w:w="108.0" w:type="dxa"/>
+        <w:bottom w:w="0.0" w:type="dxa"/>
+        <w:right w:w="108.0" w:type="dxa"/>
+      </w:tblCellMar>
     </w:tblPr>
   </w:style>
   <w:style w:type="paragraph" w:styleId="Subtitle">
@@ -1925,7 +1982,7 @@
 
 <file path=customXML/item1.xml><?xml version="1.0" encoding="utf-8"?>
 <go:gDocsCustomXmlDataStorage xmlns:go="http://customooxmlschemas.google.com/" xmlns:r="http://schemas.openxmlformats.org/officeDocument/2006/relationships" uri="GoogleDocsCustomDataVersion2">
-  <go:docsCustomData xmlns:go="http://customooxmlschemas.google.com/" roundtripDataSignature="AMtx7miyKkkWiKCA7kjhuQs9TCZqGXO2tQ==">CgMxLjA4AHIhMUwzUUx3QWZ5SElCbkhpbjE5NzN2OVlZRUdtaVRfMVhE</go:docsCustomData>
+  <go:docsCustomData xmlns:go="http://customooxmlschemas.google.com/" roundtripDataSignature="AMtx7mh1LD4T3dXlASlW9IAG5+m/y61zVQ==">CgMxLjA4AHIhMWgxOEd6MXFlZzUxNURJck1ROWsyV2FobjljMTJTdVdH</go:docsCustomData>
 </go:gDocsCustomXmlDataStorage>
 </file>
 
